--- a/tests/golden/fixtures/formatted-paragraphs.docx
+++ b/tests/golden/fixtures/formatted-paragraphs.docx
@@ -25,7 +25,7 @@
     <w:sectPr>
       <w:type w:val="nextPage"/>
       <w:pgSz w:w="12240" w:h="15840"/>
-      <w:pgMar w:top="1440" w:right="1440" w:bottom="1440" w:left="1440" w:header="720" w:footer="720"/>
+      <w:pgMar w:top="1440" w:right="1440" w:bottom="1440" w:left="1440" w:header="720" w:footer="720" w:gutter="0"/>
       <w:cols w:num="1"/>
     </w:sectPr>
   </w:body>
